--- a/docs/DEPLOYMENT_GUIDE_01 - Google Cloud Compute Setup.docx
+++ b/docs/DEPLOYMENT_GUIDE_01 - Google Cloud Compute Setup.docx
@@ -1811,85 +1811,7 @@
           <w:sz w:val="21"/>
           <w:szCs w:val="21"/>
         </w:rPr>
-        <w:t xml:space="preserve">The hospital needs a name, not an IP address. For now that is sslip.io, which is a DNS service that needs no configuration at all: any hostname ending in sslip.io that contains an IP address resolves to that address.</w:t>
-      </w:r>
-    </w:p>
-    <w:p>
-      <w:pPr>
-        <w:shd w:fill="F1F6F6" w:color="auto" w:val="clear"/>
-        <w:spacing w:after="0" w:before="40" w:line="240"/>
-        <w:ind w:left="220" w:right="220"/>
-      </w:pPr>
-      <w:r>
-        <w:rPr>
-          <w:rFonts w:ascii="Consolas" w:cs="Consolas" w:eastAsia="Consolas" w:hAnsi="Consolas"/>
-          <w:color w:val="0E1A1C"/>
-          <w:sz w:val="18"/>
-          <w:szCs w:val="18"/>
-        </w:rPr>
-        <w:t xml:space="preserve">34.77.1.2.sslip.io          -&gt;  34.77.1.2</w:t>
-      </w:r>
-    </w:p>
-    <w:p>
-      <w:pPr>
-        <w:shd w:fill="F1F6F6" w:color="auto" w:val="clear"/>
-        <w:spacing w:after="0" w:before="0" w:line="240"/>
-        <w:ind w:left="220" w:right="220"/>
-      </w:pPr>
-      <w:r>
-        <w:rPr>
-          <w:rFonts w:ascii="Consolas" w:cs="Consolas" w:eastAsia="Consolas" w:hAnsi="Consolas"/>
-          <w:color w:val="0E1A1C"/>
-          <w:sz w:val="18"/>
-          <w:szCs w:val="18"/>
-        </w:rPr>
-        <w:t xml:space="preserve">hms.34-77-1-2.sslip.io      -&gt;  34.77.1.2</w:t>
-      </w:r>
-    </w:p>
-    <w:p>
-      <w:pPr>
-        <w:shd w:fill="F1F6F6" w:color="auto" w:val="clear"/>
-        <w:spacing w:after="0" w:before="0" w:line="240"/>
-        <w:ind w:left="220" w:right="220"/>
-      </w:pPr>
-      <w:r>
-        <w:rPr>
-          <w:rFonts w:ascii="Consolas" w:cs="Consolas" w:eastAsia="Consolas" w:hAnsi="Consolas"/>
-          <w:color w:val="0E1A1C"/>
-          <w:sz w:val="18"/>
-          <w:szCs w:val="18"/>
-        </w:rPr>
-        <w:t xml:space="preserve"> </w:t>
-      </w:r>
-    </w:p>
-    <w:p>
-      <w:pPr>
-        <w:shd w:fill="F1F6F6" w:color="auto" w:val="clear"/>
-        <w:spacing w:after="160" w:before="0" w:line="240"/>
-        <w:ind w:left="220" w:right="220"/>
-      </w:pPr>
-      <w:r>
-        <w:rPr>
-          <w:rFonts w:ascii="Consolas" w:cs="Consolas" w:eastAsia="Consolas" w:hAnsi="Consolas"/>
-          <w:color w:val="0E1A1C"/>
-          <w:sz w:val="18"/>
-          <w:szCs w:val="18"/>
-        </w:rPr>
-        <w:t xml:space="preserve"># Both forms work. Dashes are used when you want a prefix in front.</w:t>
-      </w:r>
-    </w:p>
-    <w:p>
-      <w:pPr>
-        <w:spacing w:after="140" w:line="276"/>
-      </w:pPr>
-      <w:r>
-        <w:rPr>
-          <w:rFonts w:ascii="Calibri" w:cs="Calibri" w:eastAsia="Calibri" w:hAnsi="Calibri"/>
-          <w:color w:val="0E1A1C"/>
-          <w:sz w:val="21"/>
-          <w:szCs w:val="21"/>
-        </w:rPr>
-        <w:t xml:space="preserve">No domain to buy, no DNS records to create, and it works the moment the IP exists. Write down the exact hostname you settle on — you need it twice later: in the Caddyfile, and as --host when you onboard the hospital.</w:t>
+        <w:t xml:space="preserve">This is the only step with nothing to click. It is a DECISION, not a configuration: you work out a name, write it down, and it already works. Nothing is created in the Google Cloud console or anywhere else.</w:t>
       </w:r>
     </w:p>
     <w:p>
@@ -1906,7 +1828,7 @@
           <w:sz w:val="22"/>
           <w:szCs w:val="22"/>
         </w:rPr>
-        <w:t xml:space="preserve">The catch, and it is a real one</w:t>
+        <w:t xml:space="preserve">Why a name is needed at all, and not just the IP</w:t>
       </w:r>
     </w:p>
     <w:p>
@@ -1920,7 +1842,7 @@
           <w:sz w:val="21"/>
           <w:szCs w:val="21"/>
         </w:rPr>
-        <w:t xml:space="preserve">Caddy gets its HTTPS certificate from Let's Encrypt, which limits how many certificates can be issued for a single registered domain. Every user of sslip.io in the world shares one domain: sslip.io.</w:t>
+        <w:t xml:space="preserve">HTTPS certificates are issued to NAMES, never to IP addresses. Caddy cannot obtain a certificate for 34.77.1.2, however long it tries.</w:t>
       </w:r>
     </w:p>
     <w:p>
@@ -1934,7 +1856,7 @@
           <w:sz w:val="21"/>
           <w:szCs w:val="21"/>
         </w:rPr>
-        <w:t xml:space="preserve">In February 2026 that limit was exhausted, and requests were refused with "too many certificates already issued for sslip.io". When that happens Caddy cannot obtain OR RENEW a certificate, the site becomes unreachable over HTTPS, and there is nothing to do but wait for other people's usage to fall.</w:t>
+        <w:t xml:space="preserve">And HTTPS cannot be skipped, because the API sets COOKIE_SECURE=true in production: the browser will only send the session cookie over an encrypted connection. Without HTTPS, a member of staff can type the right password, get a valid session back, and still appear logged out on the very next request.</w:t>
       </w:r>
     </w:p>
     <w:p>
@@ -1955,7 +1877,129 @@
           <w:sz w:val="23"/>
           <w:szCs w:val="23"/>
         </w:rPr>
-        <w:t xml:space="preserve">Use sslip.io to get the deployment working and to let the pilot staff in. Move to a hostname on a domain you control BEFORE the hospital depends on this. A subdomain of a domain you already own costs nothing and removes the risk completely.</w:t>
+        <w:t xml:space="preserve">The chain is: a name gives you a certificate, the certificate gives you HTTPS, HTTPS lets the session cookie travel, and that is what lets anyone stay signed in. The hostname is not cosmetic — it is what makes login work.</w:t>
+      </w:r>
+    </w:p>
+    <w:p>
+      <w:pPr>
+        <w:pStyle w:val="Heading2"/>
+        <w:spacing w:after="110" w:before="280"/>
+      </w:pPr>
+      <w:r>
+        <w:rPr>
+          <w:rFonts w:ascii="Calibri" w:cs="Calibri" w:eastAsia="Calibri" w:hAnsi="Calibri"/>
+          <w:b/>
+          <w:bCs/>
+          <w:color w:val="0E1A1C"/>
+          <w:sz w:val="22"/>
+          <w:szCs w:val="22"/>
+        </w:rPr>
+        <w:t xml:space="preserve">What to do</w:t>
+      </w:r>
+    </w:p>
+    <w:p>
+      <w:pPr>
+        <w:pStyle w:val="ListParagraph"/>
+        <w:numPr>
+          <w:ilvl w:val="0"/>
+          <w:numId w:val="4"/>
+        </w:numPr>
+        <w:spacing w:after="80" w:line="276"/>
+      </w:pPr>
+      <w:r>
+        <w:rPr>
+          <w:rFonts w:ascii="Calibri" w:cs="Calibri" w:eastAsia="Calibri" w:hAnsi="Calibri"/>
+          <w:color w:val="0E1A1C"/>
+          <w:sz w:val="21"/>
+          <w:szCs w:val="21"/>
+        </w:rPr>
+        <w:t xml:space="preserve">Take the static IP you reserved in step 5.</w:t>
+      </w:r>
+    </w:p>
+    <w:p>
+      <w:pPr>
+        <w:pStyle w:val="ListParagraph"/>
+        <w:numPr>
+          <w:ilvl w:val="0"/>
+          <w:numId w:val="4"/>
+        </w:numPr>
+        <w:spacing w:after="80" w:line="276"/>
+      </w:pPr>
+      <w:r>
+        <w:rPr>
+          <w:rFonts w:ascii="Calibri" w:cs="Calibri" w:eastAsia="Calibri" w:hAnsi="Calibri"/>
+          <w:color w:val="0E1A1C"/>
+          <w:sz w:val="21"/>
+          <w:szCs w:val="21"/>
+        </w:rPr>
+        <w:t xml:space="preserve">Write it with DASHES instead of dots, put the product name in front and ".sslip.io" after.</w:t>
+      </w:r>
+    </w:p>
+    <w:p>
+      <w:pPr>
+        <w:pStyle w:val="ListParagraph"/>
+        <w:numPr>
+          <w:ilvl w:val="0"/>
+          <w:numId w:val="4"/>
+        </w:numPr>
+        <w:spacing w:after="80" w:line="276"/>
+      </w:pPr>
+      <w:r>
+        <w:rPr>
+          <w:rFonts w:ascii="Calibri" w:cs="Calibri" w:eastAsia="Calibri" w:hAnsi="Calibri"/>
+          <w:color w:val="0E1A1C"/>
+          <w:sz w:val="21"/>
+          <w:szCs w:val="21"/>
+        </w:rPr>
+        <w:t xml:space="preserve">That string is your hostname. Write it down.</w:t>
+      </w:r>
+    </w:p>
+    <w:p>
+      <w:pPr>
+        <w:shd w:fill="F1F6F6" w:color="auto" w:val="clear"/>
+        <w:spacing w:after="0" w:before="40" w:line="240"/>
+        <w:ind w:left="220" w:right="220"/>
+      </w:pPr>
+      <w:r>
+        <w:rPr>
+          <w:rFonts w:ascii="Consolas" w:cs="Consolas" w:eastAsia="Consolas" w:hAnsi="Consolas"/>
+          <w:color w:val="0E1A1C"/>
+          <w:sz w:val="18"/>
+          <w:szCs w:val="18"/>
+        </w:rPr>
+        <w:t xml:space="preserve">  the IP Google gave you        the hostname you now have</w:t>
+      </w:r>
+    </w:p>
+    <w:p>
+      <w:pPr>
+        <w:shd w:fill="F1F6F6" w:color="auto" w:val="clear"/>
+        <w:spacing w:after="0" w:before="0" w:line="240"/>
+        <w:ind w:left="220" w:right="220"/>
+      </w:pPr>
+      <w:r>
+        <w:rPr>
+          <w:rFonts w:ascii="Consolas" w:cs="Consolas" w:eastAsia="Consolas" w:hAnsi="Consolas"/>
+          <w:color w:val="0E1A1C"/>
+          <w:sz w:val="18"/>
+          <w:szCs w:val="18"/>
+        </w:rPr>
+        <w:t xml:space="preserve">  ---------------------        ----------------------------------</w:t>
+      </w:r>
+    </w:p>
+    <w:p>
+      <w:pPr>
+        <w:shd w:fill="F1F6F6" w:color="auto" w:val="clear"/>
+        <w:spacing w:after="160" w:before="0" w:line="240"/>
+        <w:ind w:left="220" w:right="220"/>
+      </w:pPr>
+      <w:r>
+        <w:rPr>
+          <w:rFonts w:ascii="Consolas" w:cs="Consolas" w:eastAsia="Consolas" w:hAnsi="Consolas"/>
+          <w:color w:val="0E1A1C"/>
+          <w:sz w:val="18"/>
+          <w:szCs w:val="18"/>
+        </w:rPr>
+        <w:t xml:space="preserve">  34.22.168.131          -&gt;    clinisynx.34-22-168-131.sslip.io</w:t>
       </w:r>
     </w:p>
     <w:p>
@@ -1969,7 +2013,486 @@
           <w:sz w:val="21"/>
           <w:szCs w:val="21"/>
         </w:rPr>
-        <w:t xml:space="preserve">Changing it later is cheap, which is why starting on sslip.io is reasonable: the hostname is a row in the control plane. Add the new hostname, point the DNS at the same IP, add it to the Caddyfile, and reload. No migration, no downtime, and the old hostname can keep working alongside the new one for as long as you like.</w:t>
+        <w:t xml:space="preserve">That is this deployment's actual hostname, verified resolving on 7 September 2026. The prefix is the product name, CliniSynx, rather than the hospital's — every hospital gets its own hostname eventually, but during the pilot there is one server and the name that matters is the product's.</w:t>
+      </w:r>
+    </w:p>
+    <w:p>
+      <w:pPr>
+        <w:spacing w:after="140" w:line="276"/>
+      </w:pPr>
+      <w:r>
+        <w:rPr>
+          <w:rFonts w:ascii="Calibri" w:cs="Calibri" w:eastAsia="Calibri" w:hAnsi="Calibri"/>
+          <w:color w:val="0E1A1C"/>
+          <w:sz w:val="21"/>
+          <w:szCs w:val="21"/>
+        </w:rPr>
+        <w:t xml:space="preserve">You can prove it works before the server even exists. In </w:t>
+      </w:r>
+      <w:r>
+        <w:rPr>
+          <w:rFonts w:ascii="Consolas" w:cs="Consolas" w:eastAsia="Consolas" w:hAnsi="Consolas"/>
+          <w:color w:val="0E1A1C"/>
+          <w:sz w:val="19"/>
+          <w:szCs w:val="19"/>
+        </w:rPr>
+        <w:t xml:space="preserve">cmd.exe</w:t>
+      </w:r>
+      <w:r>
+        <w:rPr>
+          <w:rFonts w:ascii="Calibri" w:cs="Calibri" w:eastAsia="Calibri" w:hAnsi="Calibri"/>
+          <w:color w:val="0E1A1C"/>
+          <w:sz w:val="21"/>
+          <w:szCs w:val="21"/>
+        </w:rPr>
+        <w:t xml:space="preserve">, with any IP you like:</w:t>
+      </w:r>
+    </w:p>
+    <w:p>
+      <w:pPr>
+        <w:shd w:fill="F1F6F6" w:color="auto" w:val="clear"/>
+        <w:spacing w:after="0" w:before="40" w:line="240"/>
+        <w:ind w:left="220" w:right="220"/>
+      </w:pPr>
+      <w:r>
+        <w:rPr>
+          <w:rFonts w:ascii="Consolas" w:cs="Consolas" w:eastAsia="Consolas" w:hAnsi="Consolas"/>
+          <w:color w:val="0E1A1C"/>
+          <w:sz w:val="18"/>
+          <w:szCs w:val="18"/>
+        </w:rPr>
+        <w:t xml:space="preserve">nslookup clinisynx.34-22-168-131.sslip.io</w:t>
+      </w:r>
+    </w:p>
+    <w:p>
+      <w:pPr>
+        <w:shd w:fill="F1F6F6" w:color="auto" w:val="clear"/>
+        <w:spacing w:after="0" w:before="0" w:line="240"/>
+        <w:ind w:left="220" w:right="220"/>
+      </w:pPr>
+      <w:r>
+        <w:rPr>
+          <w:rFonts w:ascii="Consolas" w:cs="Consolas" w:eastAsia="Consolas" w:hAnsi="Consolas"/>
+          <w:color w:val="0E1A1C"/>
+          <w:sz w:val="18"/>
+          <w:szCs w:val="18"/>
+        </w:rPr>
+        <w:t xml:space="preserve"> </w:t>
+      </w:r>
+    </w:p>
+    <w:p>
+      <w:pPr>
+        <w:shd w:fill="F1F6F6" w:color="auto" w:val="clear"/>
+        <w:spacing w:after="160" w:before="0" w:line="240"/>
+        <w:ind w:left="220" w:right="220"/>
+      </w:pPr>
+      <w:r>
+        <w:rPr>
+          <w:rFonts w:ascii="Consolas" w:cs="Consolas" w:eastAsia="Consolas" w:hAnsi="Consolas"/>
+          <w:color w:val="0E1A1C"/>
+          <w:sz w:val="18"/>
+          <w:szCs w:val="18"/>
+        </w:rPr>
+        <w:t xml:space="preserve"># answers: 34.22.168.131</w:t>
+      </w:r>
+    </w:p>
+    <w:p>
+      <w:pPr>
+        <w:pStyle w:val="Heading2"/>
+        <w:spacing w:after="110" w:before="280"/>
+      </w:pPr>
+      <w:r>
+        <w:rPr>
+          <w:rFonts w:ascii="Calibri" w:cs="Calibri" w:eastAsia="Calibri" w:hAnsi="Calibri"/>
+          <w:b/>
+          <w:bCs/>
+          <w:color w:val="0E1A1C"/>
+          <w:sz w:val="22"/>
+          <w:szCs w:val="22"/>
+        </w:rPr>
+        <w:t xml:space="preserve">Why that works with nothing configured</w:t>
+      </w:r>
+    </w:p>
+    <w:p>
+      <w:pPr>
+        <w:spacing w:after="140" w:line="276"/>
+      </w:pPr>
+      <w:r>
+        <w:rPr>
+          <w:rFonts w:ascii="Calibri" w:cs="Calibri" w:eastAsia="Calibri" w:hAnsi="Calibri"/>
+          <w:color w:val="0E1A1C"/>
+          <w:sz w:val="21"/>
+          <w:szCs w:val="21"/>
+        </w:rPr>
+        <w:t xml:space="preserve">sslip.io runs public DNS servers whose entire job is to read an IP address out of the name being asked about and hand it straight back. There is no account, no record to create, nothing to sign into. Anyone can use any IP with it. It exists precisely so that people can have a working hostname before they own a domain.</w:t>
+      </w:r>
+    </w:p>
+    <w:p>
+      <w:pPr>
+        <w:spacing w:after="140" w:line="276"/>
+      </w:pPr>
+      <w:r>
+        <w:rPr>
+          <w:rFonts w:ascii="Calibri" w:cs="Calibri" w:eastAsia="Calibri" w:hAnsi="Calibri"/>
+          <w:color w:val="0E1A1C"/>
+          <w:sz w:val="21"/>
+          <w:szCs w:val="21"/>
+        </w:rPr>
+        <w:t xml:space="preserve">The dotted form works too — 34.22.168.131.sslip.io — but dashes are clearer once there is a prefix in front, and easier to read aloud over a phone.</w:t>
+      </w:r>
+    </w:p>
+    <w:p>
+      <w:pPr>
+        <w:pStyle w:val="Heading2"/>
+        <w:spacing w:after="110" w:before="280"/>
+      </w:pPr>
+      <w:r>
+        <w:rPr>
+          <w:rFonts w:ascii="Calibri" w:cs="Calibri" w:eastAsia="Calibri" w:hAnsi="Calibri"/>
+          <w:b/>
+          <w:bCs/>
+          <w:color w:val="0E1A1C"/>
+          <w:sz w:val="22"/>
+          <w:szCs w:val="22"/>
+        </w:rPr>
+        <w:t xml:space="preserve">Where you will use it — three places, all later</w:t>
+      </w:r>
+    </w:p>
+    <w:tbl>
+      <w:tblPr>
+        <w:tblW w:type="dxa" w:w="9000"/>
+        <w:tblBorders>
+          <w:top w:val="single" w:color="DAE3E4" w:sz="4"/>
+          <w:left w:val="none" w:color="FFFFFF" w:sz="0"/>
+          <w:bottom w:val="single" w:color="DAE3E4" w:sz="4"/>
+          <w:right w:val="none" w:color="FFFFFF" w:sz="0"/>
+          <w:insideH w:val="single" w:color="DAE3E4" w:sz="4"/>
+          <w:insideV w:val="none" w:color="FFFFFF" w:sz="0"/>
+        </w:tblBorders>
+      </w:tblPr>
+      <w:tblGrid>
+        <w:gridCol w:w="3000"/>
+        <w:gridCol w:w="6000"/>
+      </w:tblGrid>
+      <w:tr>
+        <w:trPr>
+          <w:tblHeader/>
+        </w:trPr>
+        <w:tc>
+          <w:tcPr>
+            <w:tcW w:type="dxa" w:w="3000"/>
+            <w:shd w:fill="F1F6F6" w:color="auto" w:val="clear"/>
+            <w:tcMar>
+              <w:top w:type="dxa" w:w="90"/>
+              <w:left w:type="dxa" w:w="130"/>
+              <w:bottom w:type="dxa" w:w="90"/>
+              <w:right w:type="dxa" w:w="130"/>
+            </w:tcMar>
+          </w:tcPr>
+          <w:p>
+            <w:pPr>
+              <w:spacing w:after="0" w:line="260"/>
+            </w:pPr>
+            <w:r>
+              <w:rPr>
+                <w:rFonts w:ascii="Calibri" w:cs="Calibri" w:eastAsia="Calibri" w:hAnsi="Calibri"/>
+                <w:b/>
+                <w:bCs/>
+                <w:caps/>
+                <w:color w:val="55686B"/>
+                <w:sz w:val="17"/>
+                <w:szCs w:val="17"/>
+              </w:rPr>
+              <w:t xml:space="preserve">Where</w:t>
+            </w:r>
+          </w:p>
+        </w:tc>
+        <w:tc>
+          <w:tcPr>
+            <w:tcW w:type="dxa" w:w="6000"/>
+            <w:shd w:fill="F1F6F6" w:color="auto" w:val="clear"/>
+            <w:tcMar>
+              <w:top w:type="dxa" w:w="90"/>
+              <w:left w:type="dxa" w:w="130"/>
+              <w:bottom w:type="dxa" w:w="90"/>
+              <w:right w:type="dxa" w:w="130"/>
+            </w:tcMar>
+          </w:tcPr>
+          <w:p>
+            <w:pPr>
+              <w:spacing w:after="0" w:line="260"/>
+            </w:pPr>
+            <w:r>
+              <w:rPr>
+                <w:rFonts w:ascii="Calibri" w:cs="Calibri" w:eastAsia="Calibri" w:hAnsi="Calibri"/>
+                <w:b/>
+                <w:bCs/>
+                <w:caps/>
+                <w:color w:val="55686B"/>
+                <w:sz w:val="17"/>
+                <w:szCs w:val="17"/>
+              </w:rPr>
+              <w:t xml:space="preserve">What it does there</w:t>
+            </w:r>
+          </w:p>
+        </w:tc>
+      </w:tr>
+      <w:tr>
+        <w:tc>
+          <w:tcPr>
+            <w:tcW w:type="dxa" w:w="3000"/>
+            <w:tcMar>
+              <w:top w:type="dxa" w:w="90"/>
+              <w:left w:type="dxa" w:w="130"/>
+              <w:bottom w:type="dxa" w:w="90"/>
+              <w:right w:type="dxa" w:w="130"/>
+            </w:tcMar>
+          </w:tcPr>
+          <w:p>
+            <w:pPr>
+              <w:spacing w:after="0" w:line="260"/>
+            </w:pPr>
+            <w:r>
+              <w:rPr>
+                <w:rFonts w:ascii="Calibri" w:cs="Calibri" w:eastAsia="Calibri" w:hAnsi="Calibri"/>
+                <w:color w:val="0E1A1C"/>
+                <w:sz w:val="19"/>
+                <w:szCs w:val="19"/>
+              </w:rPr>
+              <w:t xml:space="preserve">The Caddyfile</w:t>
+            </w:r>
+          </w:p>
+        </w:tc>
+        <w:tc>
+          <w:tcPr>
+            <w:tcW w:type="dxa" w:w="6000"/>
+            <w:tcMar>
+              <w:top w:type="dxa" w:w="90"/>
+              <w:left w:type="dxa" w:w="130"/>
+              <w:bottom w:type="dxa" w:w="90"/>
+              <w:right w:type="dxa" w:w="130"/>
+            </w:tcMar>
+          </w:tcPr>
+          <w:p>
+            <w:pPr>
+              <w:spacing w:after="0" w:line="260"/>
+            </w:pPr>
+            <w:r>
+              <w:rPr>
+                <w:rFonts w:ascii="Calibri" w:cs="Calibri" w:eastAsia="Calibri" w:hAnsi="Calibri"/>
+                <w:color w:val="0E1A1C"/>
+                <w:sz w:val="19"/>
+                <w:szCs w:val="19"/>
+              </w:rPr>
+              <w:t xml:space="preserve">The first line of the block. This is what tells Caddy which name to fetch a certificate for.</w:t>
+            </w:r>
+          </w:p>
+        </w:tc>
+      </w:tr>
+      <w:tr>
+        <w:tc>
+          <w:tcPr>
+            <w:tcW w:type="dxa" w:w="3000"/>
+            <w:tcMar>
+              <w:top w:type="dxa" w:w="90"/>
+              <w:left w:type="dxa" w:w="130"/>
+              <w:bottom w:type="dxa" w:w="90"/>
+              <w:right w:type="dxa" w:w="130"/>
+            </w:tcMar>
+          </w:tcPr>
+          <w:p>
+            <w:pPr>
+              <w:spacing w:after="0" w:line="260"/>
+            </w:pPr>
+            <w:r>
+              <w:rPr>
+                <w:rFonts w:ascii="Calibri" w:cs="Calibri" w:eastAsia="Calibri" w:hAnsi="Calibri"/>
+                <w:color w:val="0E1A1C"/>
+                <w:sz w:val="19"/>
+                <w:szCs w:val="19"/>
+              </w:rPr>
+              <w:t xml:space="preserve">npm run onboard --host</w:t>
+            </w:r>
+          </w:p>
+        </w:tc>
+        <w:tc>
+          <w:tcPr>
+            <w:tcW w:type="dxa" w:w="6000"/>
+            <w:tcMar>
+              <w:top w:type="dxa" w:w="90"/>
+              <w:left w:type="dxa" w:w="130"/>
+              <w:bottom w:type="dxa" w:w="90"/>
+              <w:right w:type="dxa" w:w="130"/>
+            </w:tcMar>
+          </w:tcPr>
+          <w:p>
+            <w:pPr>
+              <w:spacing w:after="0" w:line="260"/>
+            </w:pPr>
+            <w:r>
+              <w:rPr>
+                <w:rFonts w:ascii="Calibri" w:cs="Calibri" w:eastAsia="Calibri" w:hAnsi="Calibri"/>
+                <w:color w:val="0E1A1C"/>
+                <w:sz w:val="19"/>
+                <w:szCs w:val="19"/>
+              </w:rPr>
+              <w:t xml:space="preserve">Registers the hostname against the hospital in the control plane. This is what resolveTenant matches an incoming request on.</w:t>
+            </w:r>
+          </w:p>
+        </w:tc>
+      </w:tr>
+      <w:tr>
+        <w:tc>
+          <w:tcPr>
+            <w:tcW w:type="dxa" w:w="3000"/>
+            <w:tcMar>
+              <w:top w:type="dxa" w:w="90"/>
+              <w:left w:type="dxa" w:w="130"/>
+              <w:bottom w:type="dxa" w:w="90"/>
+              <w:right w:type="dxa" w:w="130"/>
+            </w:tcMar>
+          </w:tcPr>
+          <w:p>
+            <w:pPr>
+              <w:spacing w:after="0" w:line="260"/>
+            </w:pPr>
+            <w:r>
+              <w:rPr>
+                <w:rFonts w:ascii="Calibri" w:cs="Calibri" w:eastAsia="Calibri" w:hAnsi="Calibri"/>
+                <w:color w:val="0E1A1C"/>
+                <w:sz w:val="19"/>
+                <w:szCs w:val="19"/>
+              </w:rPr>
+              <w:t xml:space="preserve">The staff's browser</w:t>
+            </w:r>
+          </w:p>
+        </w:tc>
+        <w:tc>
+          <w:tcPr>
+            <w:tcW w:type="dxa" w:w="6000"/>
+            <w:tcMar>
+              <w:top w:type="dxa" w:w="90"/>
+              <w:left w:type="dxa" w:w="130"/>
+              <w:bottom w:type="dxa" w:w="90"/>
+              <w:right w:type="dxa" w:w="130"/>
+            </w:tcMar>
+          </w:tcPr>
+          <w:p>
+            <w:pPr>
+              <w:spacing w:after="0" w:line="260"/>
+            </w:pPr>
+            <w:r>
+              <w:rPr>
+                <w:rFonts w:ascii="Calibri" w:cs="Calibri" w:eastAsia="Calibri" w:hAnsi="Calibri"/>
+                <w:color w:val="0E1A1C"/>
+                <w:sz w:val="19"/>
+                <w:szCs w:val="19"/>
+              </w:rPr>
+              <w:t xml:space="preserve">What people actually type. It is also what appears on any printed instruction sheet you give them.</w:t>
+            </w:r>
+          </w:p>
+        </w:tc>
+      </w:tr>
+    </w:tbl>
+    <w:p>
+      <w:pPr>
+        <w:pBdr>
+          <w:left w:val="single" w:color="0F6E6B" w:sz="18" w:space="10"/>
+        </w:pBdr>
+        <w:shd w:fill="F1F6F6" w:color="auto" w:val="clear"/>
+        <w:spacing w:after="200" w:before="60"/>
+        <w:ind w:left="200" w:right="200"/>
+      </w:pPr>
+      <w:r>
+        <w:rPr>
+          <w:rFonts w:ascii="Calibri" w:cs="Calibri" w:eastAsia="Calibri" w:hAnsi="Calibri"/>
+          <w:b/>
+          <w:bCs/>
+          <w:color w:val="0E1A1C"/>
+          <w:sz w:val="23"/>
+          <w:szCs w:val="23"/>
+        </w:rPr>
+        <w:t xml:space="preserve">All three must be the SAME string, character for character. A certificate for a name the control plane has never heard of gives you a padlock in front of a 404 — which looks like a broken application rather than a missing row in a table.</w:t>
+      </w:r>
+    </w:p>
+    <w:p>
+      <w:pPr>
+        <w:pStyle w:val="Heading2"/>
+        <w:spacing w:after="110" w:before="280"/>
+      </w:pPr>
+      <w:r>
+        <w:rPr>
+          <w:rFonts w:ascii="Calibri" w:cs="Calibri" w:eastAsia="Calibri" w:hAnsi="Calibri"/>
+          <w:b/>
+          <w:bCs/>
+          <w:color w:val="0E1A1C"/>
+          <w:sz w:val="22"/>
+          <w:szCs w:val="22"/>
+        </w:rPr>
+        <w:t xml:space="preserve">The catch, and it is a real one</w:t>
+      </w:r>
+    </w:p>
+    <w:p>
+      <w:pPr>
+        <w:spacing w:after="140" w:line="276"/>
+      </w:pPr>
+      <w:r>
+        <w:rPr>
+          <w:rFonts w:ascii="Calibri" w:cs="Calibri" w:eastAsia="Calibri" w:hAnsi="Calibri"/>
+          <w:color w:val="0E1A1C"/>
+          <w:sz w:val="21"/>
+          <w:szCs w:val="21"/>
+        </w:rPr>
+        <w:t xml:space="preserve">Caddy gets its certificate from Let's Encrypt, which limits how many certificates can be issued for a single registered domain. Every user of sslip.io in the world shares one domain: sslip.io.</w:t>
+      </w:r>
+    </w:p>
+    <w:p>
+      <w:pPr>
+        <w:spacing w:after="140" w:line="276"/>
+      </w:pPr>
+      <w:r>
+        <w:rPr>
+          <w:rFonts w:ascii="Calibri" w:cs="Calibri" w:eastAsia="Calibri" w:hAnsi="Calibri"/>
+          <w:color w:val="0E1A1C"/>
+          <w:sz w:val="21"/>
+          <w:szCs w:val="21"/>
+        </w:rPr>
+        <w:t xml:space="preserve">In February 2026 that limit was exhausted, and requests were refused with "too many certificates already issued for sslip.io". When that happens Caddy cannot obtain OR RENEW a certificate, the site becomes unreachable over HTTPS, and there is nothing to do but wait for other people's usage to fall.</w:t>
+      </w:r>
+    </w:p>
+    <w:p>
+      <w:pPr>
+        <w:pBdr>
+          <w:left w:val="single" w:color="0F6E6B" w:sz="18" w:space="10"/>
+        </w:pBdr>
+        <w:shd w:fill="F1F6F6" w:color="auto" w:val="clear"/>
+        <w:spacing w:after="200" w:before="60"/>
+        <w:ind w:left="200" w:right="200"/>
+      </w:pPr>
+      <w:r>
+        <w:rPr>
+          <w:rFonts w:ascii="Calibri" w:cs="Calibri" w:eastAsia="Calibri" w:hAnsi="Calibri"/>
+          <w:b/>
+          <w:bCs/>
+          <w:color w:val="0E1A1C"/>
+          <w:sz w:val="23"/>
+          <w:szCs w:val="23"/>
+        </w:rPr>
+        <w:t xml:space="preserve">Use sslip.io to get the deployment working and to let the pilot staff in. Move to a hostname on a domain you control BEFORE the hospital depends on this. A subdomain of a domain you already own — hms.yourdomain.com — costs nothing and removes the risk completely.</w:t>
+      </w:r>
+    </w:p>
+    <w:p>
+      <w:pPr>
+        <w:spacing w:after="140" w:line="276"/>
+      </w:pPr>
+      <w:r>
+        <w:rPr>
+          <w:rFonts w:ascii="Calibri" w:cs="Calibri" w:eastAsia="Calibri" w:hAnsi="Calibri"/>
+          <w:color w:val="0E1A1C"/>
+          <w:sz w:val="21"/>
+          <w:szCs w:val="21"/>
+        </w:rPr>
+        <w:t xml:space="preserve">Changing it later is cheap, which is why starting on sslip.io is reasonable. The hostname is a row in the control plane: add the new one, point its DNS at the same IP, add it to the Caddyfile, reload. No migration and no downtime, and the old hostname can keep working alongside the new one for as long as you like.</w:t>
       </w:r>
     </w:p>
     <w:p>
@@ -3904,6 +4427,12 @@
     </w:lvlOverride>
   </w:num>
   <w:num w:numId="3">
+    <w:abstractNumId w:val="3"/>
+    <w:lvlOverride w:ilvl="0">
+      <w:startOverride w:val="1"/>
+    </w:lvlOverride>
+  </w:num>
+  <w:num w:numId="4">
     <w:abstractNumId w:val="3"/>
     <w:lvlOverride w:ilvl="0">
       <w:startOverride w:val="1"/>
